--- a/docs/tech-report/技术文档.docx
+++ b/docs/tech-report/技术文档.docx
@@ -12346,7 +12346,7 @@
       <w:r>
         <w:drawing>
           <wp:inline xmlns:a="http://schemas.openxmlformats.org/drawingml/2006/main" xmlns:pic="http://schemas.openxmlformats.org/drawingml/2006/picture">
-            <wp:extent cx="5112000" cy="4573895"/>
+            <wp:extent cx="5112000" cy="4407990"/>
             <wp:docPr id="6" name="Picture 6"/>
             <wp:cNvGraphicFramePr>
               <a:graphicFrameLocks noChangeAspect="1"/>
@@ -12367,7 +12367,7 @@
                   <pic:spPr>
                     <a:xfrm>
                       <a:off x="0" y="0"/>
-                      <a:ext cx="5112000" cy="4573895"/>
+                      <a:ext cx="5112000" cy="4407990"/>
                     </a:xfrm>
                     <a:prstGeom prst="rect"/>
                   </pic:spPr>

--- a/docs/tech-report/技术文档.docx
+++ b/docs/tech-report/技术文档.docx
@@ -87,7 +87,7 @@
           <w:color w:val="5B6472"/>
           <w:sz w:val="21"/>
         </w:rPr>
-        <w:t>作者：【姓名】</w:t>
+        <w:t>作者：叶硕迪</w:t>
       </w:r>
     </w:p>
     <w:p>
@@ -100,7 +100,7 @@
           <w:color w:val="5B6472"/>
           <w:sz w:val="21"/>
         </w:rPr>
-        <w:t>单位：【学校 / 专业 / 年级】</w:t>
+        <w:t>单位：南京传媒学院 · 计算机科学与技术 · 2024 级</w:t>
       </w:r>
     </w:p>
     <w:p>
@@ -113,7 +113,7 @@
           <w:color w:val="5B6472"/>
           <w:sz w:val="21"/>
         </w:rPr>
-        <w:t>日期：2026 年 11 月</w:t>
+        <w:t>日期：2026 年 10 月</w:t>
       </w:r>
     </w:p>
     <w:p>
@@ -7983,7 +7983,7 @@
           <w:rFonts w:ascii="微软雅黑" w:hAnsi="微软雅黑" w:eastAsia="微软雅黑"/>
           <w:sz w:val="21"/>
         </w:rPr>
-        <w:t>系统提示由 11 条规则组成，按职责分四组：</w:t>
+        <w:t>单篇模式系统提示 10 条规则，按职责分四组；检测到 ≥2 篇时换成 7 条的对比提示词（对比模式把"回答结构"换成"分述/相同点/差异点/继承关系"）；拒答重试时再追加 1 条强制作答指令。</w:t>
       </w:r>
     </w:p>
     <w:tbl>

--- a/docs/tech-report/技术文档.docx
+++ b/docs/tech-report/技术文档.docx
@@ -860,7 +860,7 @@
                 <w:rFonts w:ascii="微软雅黑" w:hAnsi="微软雅黑" w:eastAsia="微软雅黑"/>
                 <w:sz w:val="17"/>
               </w:rPr>
-              <w:t>http://47.96.97.141:8000/，阿里云 ECS 部署，含 15 篇真实论文与 4314 个已向量化分块</w:t>
+              <w:t>http://47.96.97.141:8000/，阿里云 ECS 部署，含 20 篇真实论文（1116 页）与 4784 个已向量化分块</w:t>
             </w:r>
           </w:p>
         </w:tc>
@@ -4776,7 +4776,7 @@
                 <w:rFonts w:ascii="微软雅黑" w:hAnsi="微软雅黑" w:eastAsia="微软雅黑"/>
                 <w:sz w:val="17"/>
               </w:rPr>
-              <w:t>入度 + PageRank（雪球迭代）+ 连通分量；实测 15 篇/326 边</w:t>
+              <w:t>入度 + PageRank（雪球迭代）+ 连通分量；实测库内 20 篇，扩展为 632 节点 / 656 条边</w:t>
             </w:r>
           </w:p>
         </w:tc>
@@ -6789,7 +6789,7 @@
           <w:rFonts w:ascii="微软雅黑" w:hAnsi="微软雅黑" w:eastAsia="微软雅黑"/>
           <w:sz w:val="21"/>
         </w:rPr>
-        <w:t>性能实测（15 篇论文 / 4314 个分块）：检索约 0.2~0.4 秒，首字延迟 0.68~0.87 秒，完整回答 3~6 秒。</w:t>
+        <w:t>性能实测（20 篇论文 / 4784 个分块）：检索约 0.2~0.4 秒，首字延迟 0.68~0.87 秒，完整回答 3~6 秒。</w:t>
       </w:r>
     </w:p>
     <w:p>
@@ -6815,7 +6815,7 @@
           <w:rFonts w:ascii="微软雅黑" w:hAnsi="微软雅黑" w:eastAsia="微软雅黑"/>
           <w:sz w:val="21"/>
         </w:rPr>
-        <w:t>① 为什么用 SQLite 而不是向量数据库 库规模是"个人级"——15 篇论文、4314 个分块，向量全部常驻内存也只有约 26 MB（4314 × 1536 × 4 字节）。引入 Milvus/Qdrant 需要额外部署与运维，而召回质量在万级规模下并无差别。真正决定召回质量的是分块策略与融合方式，不是数据库品牌。 代价是单机写并发弱，这在单用户场景下不构成问题；突破 10 万分块时应换成专用向量库。</w:t>
+        <w:t>① 为什么用 SQLite 而不是向量数据库 库规模是"个人级"——20 篇论文、4784 个分块，向量全部常驻内存也只有约 29 MB（4784 × 1536 × 4 字节）。引入 Milvus/Qdrant 需要额外部署与运维，而召回质量在万级规模下并无差别。真正决定召回质量的是分块策略与融合方式，不是数据库品牌。 代价是单机写并发弱，这在单用户场景下不构成问题；突破 10 万分块时应换成专用向量库。</w:t>
       </w:r>
     </w:p>
     <w:p>
@@ -8695,7 +8695,7 @@
           <w:rFonts w:ascii="微软雅黑" w:hAnsi="微软雅黑" w:eastAsia="微软雅黑"/>
           <w:sz w:val="21"/>
         </w:rPr>
-        <w:t>实测结果（15 篇论文 / 4314 分块）：</w:t>
+        <w:t>实测结果（20 篇论文 / 4784 分块）：</w:t>
       </w:r>
     </w:p>
     <w:tbl>
@@ -9051,7 +9051,7 @@
                 <w:rFonts w:ascii="微软雅黑" w:hAnsi="微软雅黑" w:eastAsia="微软雅黑"/>
                 <w:sz w:val="17"/>
               </w:rPr>
-              <w:t>演进：6 条时 GPU 问题排不进 → 8 条在 8 篇论文下够用 → 库增至 15 篇（4314 块）后 12 条又不够 → 16 条可命中；20 条不再提升，只白耗 token</w:t>
+              <w:t>演进：6 条时 GPU 问题排不进 → 8 条在 8 篇论文下够用 → 库增至 15 篇（4314 块）后 12 条又不够 → 16 条可命中（当前 20 篇 / 4784 块仍取 16）；20 条不再提升，只白耗 token</w:t>
             </w:r>
           </w:p>
         </w:tc>
@@ -10132,7 +10132,7 @@
                 <w:rFonts w:ascii="微软雅黑" w:hAnsi="微软雅黑" w:eastAsia="微软雅黑"/>
                 <w:sz w:val="17"/>
               </w:rPr>
-              <w:t>4314 分块，混合检索</w:t>
+              <w:t>4784 分块，混合检索</w:t>
             </w:r>
           </w:p>
         </w:tc>
@@ -10394,7 +10394,7 @@
                 <w:rFonts w:ascii="微软雅黑" w:hAnsi="微软雅黑" w:eastAsia="微软雅黑"/>
                 <w:sz w:val="17"/>
               </w:rPr>
-              <w:t>约 1.5 元</w:t>
+              <w:t>约 1.7 元</w:t>
             </w:r>
           </w:p>
         </w:tc>
@@ -10412,7 +10412,7 @@
                 <w:rFonts w:ascii="微软雅黑" w:hAnsi="微软雅黑" w:eastAsia="微软雅黑"/>
                 <w:sz w:val="17"/>
               </w:rPr>
-              <w:t>4314 块，0.7 元/百万 token</w:t>
+              <w:t>4784 块，0.7 元/百万 token</w:t>
             </w:r>
           </w:p>
         </w:tc>
@@ -12290,7 +12290,7 @@
                 <w:rFonts w:ascii="微软雅黑" w:hAnsi="微软雅黑" w:eastAsia="微软雅黑"/>
                 <w:sz w:val="17"/>
               </w:rPr>
-              <w:t>入度为主、PageRank 为辅；实测 15 篇 / 326 条边，识别出 Layer Normalization、T5、Attention、BERT</w:t>
+              <w:t>入度为主、PageRank 为辅；实测库内 20 篇、632 节点 / 656 条边，识别出 Layer Normalization、T5、Attention、BERT</w:t>
             </w:r>
           </w:p>
         </w:tc>
@@ -15330,7 +15330,7 @@
                 <w:rFonts w:ascii="微软雅黑" w:hAnsi="微软雅黑" w:eastAsia="微软雅黑"/>
                 <w:sz w:val="17"/>
               </w:rPr>
-              <w:t>15 篇（6 篇需校对，0 篇失败）</w:t>
+              <w:t>20 篇（8 篇需校对，0 篇失败）</w:t>
             </w:r>
           </w:p>
         </w:tc>
@@ -15386,7 +15386,7 @@
                 <w:rFonts w:ascii="微软雅黑" w:hAnsi="微软雅黑" w:eastAsia="微软雅黑"/>
                 <w:sz w:val="17"/>
               </w:rPr>
-              <w:t>4314 / 4314</w:t>
+              <w:t>4784 / 4784</w:t>
             </w:r>
           </w:p>
         </w:tc>
@@ -16468,7 +16468,7 @@
                 <w:rFonts w:ascii="微软雅黑" w:hAnsi="微软雅黑" w:eastAsia="微软雅黑"/>
                 <w:sz w:val="17"/>
               </w:rPr>
-              <w:t>4314 分块，混合检索</w:t>
+              <w:t>4784 分块，混合检索</w:t>
             </w:r>
           </w:p>
         </w:tc>
@@ -17546,7 +17546,7 @@
                 <w:rFonts w:ascii="微软雅黑" w:hAnsi="微软雅黑" w:eastAsia="微软雅黑"/>
                 <w:sz w:val="17"/>
               </w:rPr>
-              <w:t>15 篇真实论文、4314 分块全部向量化，http://47.96.97.141:8000/ 可直接访问</w:t>
+              <w:t>20 篇真实论文、4784 分块全部向量化，http://47.96.97.141:8000/ 可直接访问</w:t>
             </w:r>
           </w:p>
         </w:tc>
